--- a/resumes/CTO.docx
+++ b/resumes/CTO.docx
@@ -2632,7 +2632,14 @@
           <w:i/>
           <w:iCs/>
         </w:rPr>
-        <w:t xml:space="preserve"> 2001</w:t>
+        <w:t xml:space="preserve"> 200</w:t>
+      </w:r>
+      <w:r>
+        <w:rPr>
+          <w:i/>
+          <w:iCs/>
+        </w:rPr>
+        <w:t>0</w:t>
       </w:r>
     </w:p>
     <w:p>
@@ -2727,7 +2734,13 @@
         <w:t>90%+ automated coverage</w:t>
       </w:r>
       <w:r>
-        <w:t>, creating a "Zero-Regression" environment that stabilized the platform for 300,000+ mission-critical users.</w:t>
+        <w:t xml:space="preserve">, creating a "Zero-Regression" environment that stabilized the platform for </w:t>
+      </w:r>
+      <w:r>
+        <w:t xml:space="preserve">100k+ companies and </w:t>
+      </w:r>
+      <w:r>
+        <w:t>300,000+ mission-critical users.</w:t>
       </w:r>
     </w:p>
     <w:p>
